--- a/SSU dokumenti/SSU Elektronski Dnevnik 09 - Pregled ocena učenika.docx
+++ b/SSU dokumenti/SSU Elektronski Dnevnik 09 - Pregled ocena učenika.docx
@@ -2056,7 +2056,10 @@
     </w:p>
     <w:p>
       <w:r>
-        <w:t xml:space="preserve">2a </w:t>
+        <w:t>3</w:t>
+      </w:r>
+      <w:r>
+        <w:t xml:space="preserve">a </w:t>
       </w:r>
       <w:r>
         <w:t>U</w:t>

--- a/SSU dokumenti/SSU Elektronski Dnevnik 09 - Pregled ocena učenika.docx
+++ b/SSU dokumenti/SSU Elektronski Dnevnik 09 - Pregled ocena učenika.docx
@@ -528,7 +528,7 @@
           <w:r>
             <w:fldChar w:fldCharType="separate"/>
           </w:r>
-          <w:hyperlink w:anchor="_Toc227195274" w:history="1">
+          <w:hyperlink w:anchor="_Toc227257101" w:history="1">
             <w:r>
               <w:rPr>
                 <w:rStyle w:val="Hyperlink"/>
@@ -570,7 +570,7 @@
                 <w:noProof/>
                 <w:webHidden/>
               </w:rPr>
-              <w:instrText xml:space="preserve"> PAGEREF _Toc227195274 \h </w:instrText>
+              <w:instrText xml:space="preserve"> PAGEREF _Toc227257101 \h </w:instrText>
             </w:r>
             <w:r>
               <w:rPr>
@@ -614,7 +614,7 @@
               <w:lang w:val="en-US"/>
             </w:rPr>
           </w:pPr>
-          <w:hyperlink w:anchor="_Toc227195275" w:history="1">
+          <w:hyperlink w:anchor="_Toc227257102" w:history="1">
             <w:r>
               <w:rPr>
                 <w:rStyle w:val="Hyperlink"/>
@@ -656,7 +656,7 @@
                 <w:noProof/>
                 <w:webHidden/>
               </w:rPr>
-              <w:instrText xml:space="preserve"> PAGEREF _Toc227195275 \h </w:instrText>
+              <w:instrText xml:space="preserve"> PAGEREF _Toc227257102 \h </w:instrText>
             </w:r>
             <w:r>
               <w:rPr>
@@ -700,7 +700,7 @@
               <w:lang w:val="en-US"/>
             </w:rPr>
           </w:pPr>
-          <w:hyperlink w:anchor="_Toc227195276" w:history="1">
+          <w:hyperlink w:anchor="_Toc227257103" w:history="1">
             <w:r>
               <w:rPr>
                 <w:rStyle w:val="Hyperlink"/>
@@ -742,7 +742,7 @@
                 <w:noProof/>
                 <w:webHidden/>
               </w:rPr>
-              <w:instrText xml:space="preserve"> PAGEREF _Toc227195276 \h </w:instrText>
+              <w:instrText xml:space="preserve"> PAGEREF _Toc227257103 \h </w:instrText>
             </w:r>
             <w:r>
               <w:rPr>
@@ -786,7 +786,7 @@
               <w:lang w:val="en-US"/>
             </w:rPr>
           </w:pPr>
-          <w:hyperlink w:anchor="_Toc227195277" w:history="1">
+          <w:hyperlink w:anchor="_Toc227257104" w:history="1">
             <w:r>
               <w:rPr>
                 <w:rStyle w:val="Hyperlink"/>
@@ -828,7 +828,7 @@
                 <w:noProof/>
                 <w:webHidden/>
               </w:rPr>
-              <w:instrText xml:space="preserve"> PAGEREF _Toc227195277 \h </w:instrText>
+              <w:instrText xml:space="preserve"> PAGEREF _Toc227257104 \h </w:instrText>
             </w:r>
             <w:r>
               <w:rPr>
@@ -872,7 +872,7 @@
               <w:lang w:val="en-US"/>
             </w:rPr>
           </w:pPr>
-          <w:hyperlink w:anchor="_Toc227195278" w:history="1">
+          <w:hyperlink w:anchor="_Toc227257105" w:history="1">
             <w:r>
               <w:rPr>
                 <w:rStyle w:val="Hyperlink"/>
@@ -914,7 +914,7 @@
                 <w:noProof/>
                 <w:webHidden/>
               </w:rPr>
-              <w:instrText xml:space="preserve"> PAGEREF _Toc227195278 \h </w:instrText>
+              <w:instrText xml:space="preserve"> PAGEREF _Toc227257105 \h </w:instrText>
             </w:r>
             <w:r>
               <w:rPr>
@@ -958,7 +958,7 @@
               <w:lang w:val="en-US"/>
             </w:rPr>
           </w:pPr>
-          <w:hyperlink w:anchor="_Toc227195279" w:history="1">
+          <w:hyperlink w:anchor="_Toc227257106" w:history="1">
             <w:r>
               <w:rPr>
                 <w:rStyle w:val="Hyperlink"/>
@@ -1000,7 +1000,7 @@
                 <w:noProof/>
                 <w:webHidden/>
               </w:rPr>
-              <w:instrText xml:space="preserve"> PAGEREF _Toc227195279 \h </w:instrText>
+              <w:instrText xml:space="preserve"> PAGEREF _Toc227257106 \h </w:instrText>
             </w:r>
             <w:r>
               <w:rPr>
@@ -1044,7 +1044,7 @@
               <w:lang w:val="en-US"/>
             </w:rPr>
           </w:pPr>
-          <w:hyperlink w:anchor="_Toc227195280" w:history="1">
+          <w:hyperlink w:anchor="_Toc227257107" w:history="1">
             <w:r>
               <w:rPr>
                 <w:rStyle w:val="Hyperlink"/>
@@ -1086,7 +1086,7 @@
                 <w:noProof/>
                 <w:webHidden/>
               </w:rPr>
-              <w:instrText xml:space="preserve"> PAGEREF _Toc227195280 \h </w:instrText>
+              <w:instrText xml:space="preserve"> PAGEREF _Toc227257107 \h </w:instrText>
             </w:r>
             <w:r>
               <w:rPr>
@@ -1130,7 +1130,7 @@
               <w:lang w:val="en-US"/>
             </w:rPr>
           </w:pPr>
-          <w:hyperlink w:anchor="_Toc227195281" w:history="1">
+          <w:hyperlink w:anchor="_Toc227257108" w:history="1">
             <w:r>
               <w:rPr>
                 <w:rStyle w:val="Hyperlink"/>
@@ -1172,7 +1172,7 @@
                 <w:noProof/>
                 <w:webHidden/>
               </w:rPr>
-              <w:instrText xml:space="preserve"> PAGEREF _Toc227195281 \h </w:instrText>
+              <w:instrText xml:space="preserve"> PAGEREF _Toc227257108 \h </w:instrText>
             </w:r>
             <w:r>
               <w:rPr>
@@ -1216,7 +1216,7 @@
               <w:lang w:val="en-US"/>
             </w:rPr>
           </w:pPr>
-          <w:hyperlink w:anchor="_Toc227195282" w:history="1">
+          <w:hyperlink w:anchor="_Toc227257109" w:history="1">
             <w:r>
               <w:rPr>
                 <w:rStyle w:val="Hyperlink"/>
@@ -1258,7 +1258,7 @@
                 <w:noProof/>
                 <w:webHidden/>
               </w:rPr>
-              <w:instrText xml:space="preserve"> PAGEREF _Toc227195282 \h </w:instrText>
+              <w:instrText xml:space="preserve"> PAGEREF _Toc227257109 \h </w:instrText>
             </w:r>
             <w:r>
               <w:rPr>
@@ -1302,7 +1302,7 @@
               <w:lang w:val="en-US"/>
             </w:rPr>
           </w:pPr>
-          <w:hyperlink w:anchor="_Toc227195283" w:history="1">
+          <w:hyperlink w:anchor="_Toc227257110" w:history="1">
             <w:r>
               <w:rPr>
                 <w:rStyle w:val="Hyperlink"/>
@@ -1344,7 +1344,7 @@
                 <w:noProof/>
                 <w:webHidden/>
               </w:rPr>
-              <w:instrText xml:space="preserve"> PAGEREF _Toc227195283 \h </w:instrText>
+              <w:instrText xml:space="preserve"> PAGEREF _Toc227257110 \h </w:instrText>
             </w:r>
             <w:r>
               <w:rPr>
@@ -1388,7 +1388,7 @@
               <w:lang w:val="en-US"/>
             </w:rPr>
           </w:pPr>
-          <w:hyperlink w:anchor="_Toc227195284" w:history="1">
+          <w:hyperlink w:anchor="_Toc227257111" w:history="1">
             <w:r>
               <w:rPr>
                 <w:rStyle w:val="Hyperlink"/>
@@ -1430,7 +1430,7 @@
                 <w:noProof/>
                 <w:webHidden/>
               </w:rPr>
-              <w:instrText xml:space="preserve"> PAGEREF _Toc227195284 \h </w:instrText>
+              <w:instrText xml:space="preserve"> PAGEREF _Toc227257111 \h </w:instrText>
             </w:r>
             <w:r>
               <w:rPr>
@@ -1474,7 +1474,7 @@
               <w:lang w:val="en-US"/>
             </w:rPr>
           </w:pPr>
-          <w:hyperlink w:anchor="_Toc227195285" w:history="1">
+          <w:hyperlink w:anchor="_Toc227257112" w:history="1">
             <w:r>
               <w:rPr>
                 <w:rStyle w:val="Hyperlink"/>
@@ -1516,7 +1516,7 @@
                 <w:noProof/>
                 <w:webHidden/>
               </w:rPr>
-              <w:instrText xml:space="preserve"> PAGEREF _Toc227195285 \h </w:instrText>
+              <w:instrText xml:space="preserve"> PAGEREF _Toc227257112 \h </w:instrText>
             </w:r>
             <w:r>
               <w:rPr>
@@ -1560,7 +1560,7 @@
               <w:lang w:val="en-US"/>
             </w:rPr>
           </w:pPr>
-          <w:hyperlink w:anchor="_Toc227195286" w:history="1">
+          <w:hyperlink w:anchor="_Toc227257113" w:history="1">
             <w:r>
               <w:rPr>
                 <w:rStyle w:val="Hyperlink"/>
@@ -1602,7 +1602,7 @@
                 <w:noProof/>
                 <w:webHidden/>
               </w:rPr>
-              <w:instrText xml:space="preserve"> PAGEREF _Toc227195286 \h </w:instrText>
+              <w:instrText xml:space="preserve"> PAGEREF _Toc227257113 \h </w:instrText>
             </w:r>
             <w:r>
               <w:rPr>
@@ -1665,7 +1665,7 @@
       <w:pPr>
         <w:pStyle w:val="Heading1"/>
       </w:pPr>
-      <w:bookmarkStart w:id="0" w:name="_Toc227195274"/>
+      <w:bookmarkStart w:id="0" w:name="_Toc227257101"/>
       <w:r>
         <w:lastRenderedPageBreak/>
         <w:t>Uvod</w:t>
@@ -1676,7 +1676,7 @@
       <w:pPr>
         <w:pStyle w:val="Heading2"/>
       </w:pPr>
-      <w:bookmarkStart w:id="1" w:name="_Toc227195275"/>
+      <w:bookmarkStart w:id="1" w:name="_Toc227257102"/>
       <w:r>
         <w:t>Rezime</w:t>
       </w:r>
@@ -1703,7 +1703,7 @@
       <w:pPr>
         <w:pStyle w:val="Heading2"/>
       </w:pPr>
-      <w:bookmarkStart w:id="2" w:name="_Toc227195276"/>
+      <w:bookmarkStart w:id="2" w:name="_Toc227257103"/>
       <w:r>
         <w:t>Namena dokumenta i ciljne grupe</w:t>
       </w:r>
@@ -1718,7 +1718,7 @@
       <w:pPr>
         <w:pStyle w:val="Heading2"/>
       </w:pPr>
-      <w:bookmarkStart w:id="3" w:name="_Toc227195277"/>
+      <w:bookmarkStart w:id="3" w:name="_Toc227257104"/>
       <w:r>
         <w:t>Reference</w:t>
       </w:r>
@@ -1752,7 +1752,7 @@
       <w:pPr>
         <w:pStyle w:val="Heading2"/>
       </w:pPr>
-      <w:bookmarkStart w:id="4" w:name="_Toc227195278"/>
+      <w:bookmarkStart w:id="4" w:name="_Toc227257105"/>
       <w:r>
         <w:t>Otvorena pitanja</w:t>
       </w:r>
@@ -1928,7 +1928,7 @@
       <w:pPr>
         <w:pStyle w:val="Heading1"/>
       </w:pPr>
-      <w:bookmarkStart w:id="5" w:name="_Toc227195279"/>
+      <w:bookmarkStart w:id="5" w:name="_Toc227257106"/>
       <w:r>
         <w:t>Scenario pregleda učenika odeljenja.</w:t>
       </w:r>
@@ -1938,7 +1938,7 @@
       <w:pPr>
         <w:pStyle w:val="Heading2"/>
       </w:pPr>
-      <w:bookmarkStart w:id="6" w:name="_Toc227195280"/>
+      <w:bookmarkStart w:id="6" w:name="_Toc227257107"/>
       <w:r>
         <w:t>Kratak opis</w:t>
       </w:r>
@@ -1959,7 +1959,7 @@
       <w:pPr>
         <w:pStyle w:val="Heading2"/>
       </w:pPr>
-      <w:bookmarkStart w:id="7" w:name="_Toc227195281"/>
+      <w:bookmarkStart w:id="7" w:name="_Toc227257108"/>
       <w:r>
         <w:t>Tok događaja</w:t>
       </w:r>
@@ -1969,7 +1969,7 @@
       <w:pPr>
         <w:pStyle w:val="Heading3"/>
       </w:pPr>
-      <w:bookmarkStart w:id="8" w:name="_Toc227195282"/>
+      <w:bookmarkStart w:id="8" w:name="_Toc227257109"/>
       <w:r>
         <w:t>P</w:t>
       </w:r>
@@ -2102,7 +2102,7 @@
       <w:pPr>
         <w:pStyle w:val="Heading3"/>
       </w:pPr>
-      <w:bookmarkStart w:id="9" w:name="_Toc227195283"/>
+      <w:bookmarkStart w:id="9" w:name="_Toc227257110"/>
       <w:r>
         <w:t>Pregled ocena učenika od učenika</w:t>
       </w:r>
@@ -2128,7 +2128,7 @@
       <w:pPr>
         <w:pStyle w:val="Heading2"/>
       </w:pPr>
-      <w:bookmarkStart w:id="10" w:name="_Toc227195284"/>
+      <w:bookmarkStart w:id="10" w:name="_Toc227257111"/>
       <w:r>
         <w:t>Posebni zahtevi</w:t>
       </w:r>
@@ -2146,7 +2146,7 @@
       <w:r>
         <w:t xml:space="preserve"> </w:t>
       </w:r>
-      <w:bookmarkStart w:id="11" w:name="_Toc227195285"/>
+      <w:bookmarkStart w:id="11" w:name="_Toc227257112"/>
       <w:r>
         <w:t>Preduslovi</w:t>
       </w:r>
@@ -2169,7 +2169,7 @@
       <w:pPr>
         <w:pStyle w:val="Heading2"/>
       </w:pPr>
-      <w:bookmarkStart w:id="12" w:name="_Toc227195286"/>
+      <w:bookmarkStart w:id="12" w:name="_Toc227257113"/>
       <w:r>
         <w:t>Posledice</w:t>
       </w:r>
